--- a/templates/G2-140.docx
+++ b/templates/G2-140.docx
@@ -303,7 +303,7 @@
           <w:i w:val="0"/>
           <w:sz w:val="24"/>
         </w:rPr>
-        <w:t>Signed on this _____ day of {signing_month} {signing_year}.</w:t>
+        <w:t>Signed on this _____ day of __________, 20___.</w:t>
       </w:r>
     </w:p>
     <w:p>
@@ -440,7 +440,7 @@
           <w:i w:val="0"/>
           <w:sz w:val="24"/>
         </w:rPr>
-        <w:t>I CERTIFY that a true and correct copy of the foregoing has been furnished to {cos_served_to} by {cos_service_method} on this _____ day of {cos_month} {cos_year}.</w:t>
+        <w:t>I CERTIFY that a true and correct copy of the foregoing has been furnished to {cos_served_to} by {cos_service_method} on this _____ day of __________, 20___.</w:t>
       </w:r>
     </w:p>
     <w:p>

--- a/templates/G2-140.docx
+++ b/templates/G2-140.docx
@@ -10,11 +10,11 @@
       <w:r>
         <w:rPr>
           <w:rFonts w:ascii="Times New Roman" w:hAnsi="Times New Roman" w:cs="Times New Roman"/>
-          <w:b w:val="0"/>
+          <w:b/>
           <w:i w:val="0"/>
           <w:sz w:val="24"/>
         </w:rPr>
-        <w:t>IN THE CIRCUIT COURT FOR {county} COUNTY, FLORIDA</w:t>
+        <w:t>IN THE CIRCUIT COURT FOR {county_caption} COUNTY, FLORIDA</w:t>
       </w:r>
     </w:p>
     <w:tbl>
@@ -48,7 +48,7 @@
             <w:r>
               <w:rPr>
                 <w:rFonts w:ascii="Times New Roman" w:hAnsi="Times New Roman" w:cs="Times New Roman"/>
-                <w:b w:val="0"/>
+                <w:b/>
                 <w:i w:val="0"/>
                 <w:sz w:val="24"/>
               </w:rPr>
@@ -68,7 +68,7 @@
             <w:r>
               <w:rPr>
                 <w:rFonts w:ascii="Times New Roman" w:hAnsi="Times New Roman" w:cs="Times New Roman"/>
-                <w:b w:val="0"/>
+                <w:b/>
                 <w:i w:val="0"/>
                 <w:sz w:val="24"/>
               </w:rPr>
@@ -90,7 +90,7 @@
             <w:r>
               <w:rPr>
                 <w:rFonts w:ascii="Times New Roman" w:hAnsi="Times New Roman" w:cs="Times New Roman"/>
-                <w:b w:val="0"/>
+                <w:b/>
                 <w:i w:val="0"/>
                 <w:sz w:val="24"/>
               </w:rPr>
@@ -123,7 +123,7 @@
             <w:r>
               <w:rPr>
                 <w:rFonts w:ascii="Times New Roman" w:hAnsi="Times New Roman" w:cs="Times New Roman"/>
-                <w:b w:val="0"/>
+                <w:b/>
                 <w:i w:val="0"/>
                 <w:sz w:val="24"/>
               </w:rPr>
@@ -143,7 +143,7 @@
             <w:r>
               <w:rPr>
                 <w:rFonts w:ascii="Times New Roman" w:hAnsi="Times New Roman" w:cs="Times New Roman"/>
-                <w:b w:val="0"/>
+                <w:b/>
                 <w:i w:val="0"/>
                 <w:sz w:val="24"/>
               </w:rPr>
@@ -176,7 +176,7 @@
             <w:r>
               <w:rPr>
                 <w:rFonts w:ascii="Times New Roman" w:hAnsi="Times New Roman" w:cs="Times New Roman"/>
-                <w:b w:val="0"/>
+                <w:b/>
                 <w:i w:val="0"/>
                 <w:sz w:val="24"/>
               </w:rPr>

--- a/templates/G2-140.docx
+++ b/templates/G2-140.docx
@@ -319,7 +319,23 @@
           <w:i w:val="0"/>
           <w:sz w:val="24"/>
         </w:rPr>
-        <w:t>{#county_is_broward}The undersigned hereby certifies that generative artificial intelligence was used to prepare this Notice of Designation of E-Mail Addresses for Service. The undersigned has independently verified the accuracy of every citation to the law and/or the record, and the accuracy of any language drafted by generative artificial intelligence, including quotations, citations, paraphrased assertions, facts, and legal analysis.{/county_is_broward}</w:t>
+        <w:t>{#used_ai}{#county_is_broward}The undersigned hereby certifies that generative artificial intelligence was used to prepare this Notice of Designation of E-Mail Addresses for Service. The undersigned has independently verified the accuracy of every citation to the law and/or the record, and the accuracy of any language drafted by generative artificial intelligence, including quotations, citations, paraphrased assertions, facts, and legal analysis.{/county_is_broward}{/used_ai}</w:t>
+      </w:r>
+    </w:p>
+    <w:p>
+      <w:pPr>
+        <w:spacing w:before="120" w:after="360"/>
+        <w:ind w:firstLine="720"/>
+        <w:jc w:val="left"/>
+      </w:pPr>
+      <w:r>
+        <w:rPr>
+          <w:rFonts w:ascii="Times New Roman" w:hAnsi="Times New Roman" w:cs="Times New Roman"/>
+          <w:b w:val="0"/>
+          <w:i w:val="0"/>
+          <w:sz w:val="24"/>
+        </w:rPr>
+        <w:t>{#used_ai}{#county_is_miami_dade}Generative artificial intelligence was used in the preparation of this filing. The undersigned certifies that all factual assertions, legal authority, and citations have been independently reviewed and verified for accuracy and accepts full responsibility for the contents of this filing.{/county_is_miami_dade}{/used_ai}</w:t>
       </w:r>
     </w:p>
     <w:p>
